--- a/docs/standards/word/WHICH-STANDARDS-APPLY.docx
+++ b/docs/standards/word/WHICH-STANDARDS-APPLY.docx
@@ -28,7 +28,7 @@
         </w:p>
       </w:sdtContent>
     </w:sdt>
-    <w:bookmarkStart w:id="38" w:name="X5f00617d65279871bdf095e7499ae789fffb5af"/>
+    <w:bookmarkStart w:id="39" w:name="X5f00617d65279871bdf095e7499ae789fffb5af"/>
     <w:p>
       <w:pPr>
         <w:pStyle w:val="Heading1"/>
@@ -150,6 +150,22 @@
       </w:r>
     </w:p>
     <w:p>
+      <w:r>
+        <w:pict>
+          <v:rect style="width:0;height:1.5pt" o:hralign="center" o:hrstd="t" o:hr="t"/>
+        </w:pict>
+      </w:r>
+    </w:p>
+    <w:bookmarkStart w:id="14" w:name="tldrbluf"/>
+    <w:p>
+      <w:pPr>
+        <w:pStyle w:val="Heading2"/>
+      </w:pPr>
+      <w:r>
+        <w:t xml:space="preserve">TLDR/BLUF</w:t>
+      </w:r>
+    </w:p>
+    <w:p>
       <w:pPr>
         <w:pStyle w:val="FirstParagraph"/>
       </w:pPr>
@@ -158,19 +174,33 @@
           <w:b/>
           <w:bCs/>
         </w:rPr>
-        <w:t xml:space="preserve">This page routes, and carries no reference table.</w:t>
-      </w:r>
-      <w:r>
-        <w:t xml:space="preserve"> </w:t>
-      </w:r>
-      <w:r>
-        <w:t xml:space="preserve">One question, answered at least twelve ways.</w:t>
-      </w:r>
-      <w:r>
-        <w:t xml:space="preserve"> </w:t>
-      </w:r>
-      <w:r>
-        <w:t xml:space="preserve">Every answer points into</w:t>
+        <w:t xml:space="preserve">Most standards writing explains what each document says. The question you actually have is which</w:t>
+      </w:r>
+      <w:r>
+        <w:rPr>
+          <w:b/>
+          <w:bCs/>
+        </w:rPr>
+        <w:t xml:space="preserve"> </w:t>
+      </w:r>
+      <w:r>
+        <w:rPr>
+          <w:b/>
+          <w:bCs/>
+        </w:rPr>
+        <w:t xml:space="preserve">of them reach you at all, and that is the one this page answers.</w:t>
+      </w:r>
+      <w:r>
+        <w:t xml:space="preserve"> </w:t>
+      </w:r>
+      <w:r>
+        <w:t xml:space="preserve">It routes and carries no</w:t>
+      </w:r>
+      <w:r>
+        <w:t xml:space="preserve"> </w:t>
+      </w:r>
+      <w:r>
+        <w:t xml:space="preserve">reference table: one question, answered at least twelve ways, every answer pointing into</w:t>
       </w:r>
       <w:r>
         <w:t xml:space="preserve"> </w:t>
@@ -190,13 +220,7 @@
         <w:t xml:space="preserve"> </w:t>
       </w:r>
       <w:r>
-        <w:t xml:space="preserve">which holds one row per document -- what it issues, what triggers it, the status with the date it was</w:t>
-      </w:r>
-      <w:r>
-        <w:t xml:space="preserve"> </w:t>
-      </w:r>
-      <w:r>
-        <w:t xml:space="preserve">checked, and a check you can run yourself -- along with the reasoning behind the cuts it sorts on.</w:t>
+        <w:t xml:space="preserve">which holds one row per document and the reasoning behind the cuts it sorts on.</w:t>
       </w:r>
     </w:p>
     <w:p>
@@ -204,49 +228,76 @@
         <w:pStyle w:val="BodyText"/>
       </w:pPr>
       <w:r>
-        <w:t xml:space="preserve">The served page adds a selector above the routing table. It only hides rows: it computes nothing and</w:t>
-      </w:r>
-      <w:r>
-        <w:t xml:space="preserve"> </w:t>
-      </w:r>
-      <w:r>
-        <w:t xml:space="preserve">holds no fact this document does not. A downloaded copy gives you the same routing unfiltered --</w:t>
-      </w:r>
-      <w:r>
-        <w:t xml:space="preserve"> </w:t>
-      </w:r>
-      <w:r>
-        <w:t xml:space="preserve">printable, forwardable to counsel, markable.</w:t>
+        <w:t xml:space="preserve">Work it in three steps:</w:t>
       </w:r>
     </w:p>
     <w:p>
       <w:pPr>
-        <w:pStyle w:val="BodyText"/>
+        <w:pStyle w:val="Compact"/>
+        <w:numPr>
+          <w:ilvl w:val="0"/>
+          <w:numId w:val="1001"/>
+        </w:numPr>
       </w:pPr>
       <w:r>
         <w:rPr>
           <w:b/>
           <w:bCs/>
         </w:rPr>
-        <w:t xml:space="preserve">Two things this never does.</w:t>
-      </w:r>
-      <w:r>
-        <w:t xml:space="preserve"> </w:t>
-      </w:r>
-      <w:r>
-        <w:t xml:space="preserve">It will not tell you that you must comply: that a document applies to</w:t>
-      </w:r>
-      <w:r>
-        <w:t xml:space="preserve"> </w:t>
-      </w:r>
-      <w:r>
-        <w:t xml:space="preserve">your situation does not mean it binds you, what binds you is a clause in a contract, a statute or a</w:t>
-      </w:r>
-      <w:r>
-        <w:t xml:space="preserve"> </w:t>
-      </w:r>
-      <w:r>
-        <w:t xml:space="preserve">procurement rule, and nothing here is legal advice. And it will not give you a complete list.</w:t>
+        <w:t xml:space="preserve">Answer the routing questions below</w:t>
+      </w:r>
+      <w:r>
+        <w:t xml:space="preserve"> </w:t>
+      </w:r>
+      <w:r>
+        <w:t xml:space="preserve">for your own situation -- or use the selector, if you are</w:t>
+      </w:r>
+      <w:r>
+        <w:t xml:space="preserve"> </w:t>
+      </w:r>
+      <w:r>
+        <w:t xml:space="preserve">reading this on the served site rather than in a downloaded copy.</w:t>
+      </w:r>
+    </w:p>
+    <w:p>
+      <w:pPr>
+        <w:pStyle w:val="Compact"/>
+        <w:numPr>
+          <w:ilvl w:val="0"/>
+          <w:numId w:val="1001"/>
+        </w:numPr>
+      </w:pPr>
+      <w:r>
+        <w:rPr>
+          <w:b/>
+          <w:bCs/>
+        </w:rPr>
+        <w:t xml:space="preserve">Take every answer to its row in the reference</w:t>
+      </w:r>
+      <w:r>
+        <w:t xml:space="preserve">, which carries what that document issues, what</w:t>
+      </w:r>
+      <w:r>
+        <w:t xml:space="preserve"> </w:t>
+      </w:r>
+      <w:r>
+        <w:t xml:space="preserve">triggers it, the status with the date it was checked, and a check you can run yourself.</w:t>
+      </w:r>
+    </w:p>
+    <w:p>
+      <w:pPr>
+        <w:pStyle w:val="Compact"/>
+        <w:numPr>
+          <w:ilvl w:val="0"/>
+          <w:numId w:val="1001"/>
+        </w:numPr>
+      </w:pPr>
+      <w:r>
+        <w:rPr>
+          <w:b/>
+          <w:bCs/>
+        </w:rPr>
+        <w:t xml:space="preserve">Read the result as a floor, not a list.</w:t>
       </w:r>
       <w:r>
         <w:t xml:space="preserve"> </w:t>
@@ -256,33 +307,19 @@
           <w:i/>
           <w:iCs/>
         </w:rPr>
-        <w:t xml:space="preserve">"At</w:t>
-      </w:r>
-      <w:r>
-        <w:rPr>
-          <w:i/>
-          <w:iCs/>
-        </w:rPr>
-        <w:t xml:space="preserve"> </w:t>
-      </w:r>
-      <w:r>
-        <w:rPr>
-          <w:i/>
-          <w:iCs/>
-        </w:rPr>
-        <w:t xml:space="preserve">least these"</w:t>
-      </w:r>
-      <w:r>
-        <w:t xml:space="preserve"> </w:t>
-      </w:r>
-      <w:r>
-        <w:t xml:space="preserve">is the only claim available, so matching nothing here is not evidence that nothing</w:t>
-      </w:r>
-      <w:r>
-        <w:t xml:space="preserve"> </w:t>
-      </w:r>
-      <w:r>
-        <w:t xml:space="preserve">applies --</w:t>
+        <w:t xml:space="preserve">"At least these"</w:t>
+      </w:r>
+      <w:r>
+        <w:t xml:space="preserve"> </w:t>
+      </w:r>
+      <w:r>
+        <w:t xml:space="preserve">is the only claim available here,</w:t>
+      </w:r>
+      <w:r>
+        <w:t xml:space="preserve"> </w:t>
+      </w:r>
+      <w:r>
+        <w:t xml:space="preserve">so matching nothing is not evidence that nothing applies --</w:t>
       </w:r>
       <w:r>
         <w:t xml:space="preserve"> </w:t>
@@ -300,13 +337,64 @@
       </w:r>
     </w:p>
     <w:p>
+      <w:pPr>
+        <w:pStyle w:val="FirstParagraph"/>
+      </w:pPr>
+      <w:r>
+        <w:rPr>
+          <w:b/>
+          <w:bCs/>
+        </w:rPr>
+        <w:t xml:space="preserve">None of it says you must comply.</w:t>
+      </w:r>
+      <w:r>
+        <w:t xml:space="preserve"> </w:t>
+      </w:r>
+      <w:r>
+        <w:t xml:space="preserve">That a document applies to your situation does not mean it</w:t>
+      </w:r>
+      <w:r>
+        <w:t xml:space="preserve"> </w:t>
+      </w:r>
+      <w:r>
+        <w:t xml:space="preserve">binds you; a clause in a contract, a statute or a procurement rule decides that, and nothing here is</w:t>
+      </w:r>
+      <w:r>
+        <w:t xml:space="preserve"> </w:t>
+      </w:r>
+      <w:r>
+        <w:t xml:space="preserve">legal advice.</w:t>
+      </w:r>
+    </w:p>
+    <w:p>
+      <w:pPr>
+        <w:pStyle w:val="BodyText"/>
+      </w:pPr>
+      <w:r>
+        <w:t xml:space="preserve">The served page adds a selector above the routing table. It only hides rows: it computes nothing and</w:t>
+      </w:r>
+      <w:r>
+        <w:t xml:space="preserve"> </w:t>
+      </w:r>
+      <w:r>
+        <w:t xml:space="preserve">holds no fact this document does not. A downloaded copy gives you the same routing unfiltered --</w:t>
+      </w:r>
+      <w:r>
+        <w:t xml:space="preserve"> </w:t>
+      </w:r>
+      <w:r>
+        <w:t xml:space="preserve">printable, forwardable to counsel, markable.</w:t>
+      </w:r>
+    </w:p>
+    <w:p>
       <w:r>
         <w:pict>
           <v:rect style="width:0;height:1.5pt" o:hralign="center" o:hrstd="t" o:hr="t"/>
         </w:pict>
       </w:r>
     </w:p>
-    <w:bookmarkStart w:id="22" w:name="if-this-is-your-situation"/>
+    <w:bookmarkEnd w:id="14"/>
+    <w:bookmarkStart w:id="23" w:name="if-this-is-your-situation"/>
     <w:p>
       <w:pPr>
         <w:pStyle w:val="Heading2"/>
@@ -419,7 +507,7 @@
             <w:pPr>
               <w:pStyle w:val="Compact"/>
             </w:pPr>
-            <w:hyperlink r:id="rId14">
+            <w:hyperlink r:id="rId15">
               <w:r>
                 <w:rPr>
                   <w:rStyle w:val="Hyperlink"/>
@@ -433,7 +521,7 @@
             <w:r>
               <w:t xml:space="preserve"> </w:t>
             </w:r>
-            <w:hyperlink r:id="rId15">
+            <w:hyperlink r:id="rId16">
               <w:r>
                 <w:rPr>
                   <w:rStyle w:val="Hyperlink"/>
@@ -477,7 +565,7 @@
             <w:pPr>
               <w:pStyle w:val="Compact"/>
             </w:pPr>
-            <w:hyperlink r:id="rId16">
+            <w:hyperlink r:id="rId17">
               <w:r>
                 <w:rPr>
                   <w:rStyle w:val="Hyperlink"/>
@@ -521,7 +609,7 @@
             <w:pPr>
               <w:pStyle w:val="Compact"/>
             </w:pPr>
-            <w:hyperlink r:id="rId16">
+            <w:hyperlink r:id="rId17">
               <w:r>
                 <w:rPr>
                   <w:rStyle w:val="Hyperlink"/>
@@ -565,7 +653,7 @@
             <w:pPr>
               <w:pStyle w:val="Compact"/>
             </w:pPr>
-            <w:hyperlink r:id="rId17">
+            <w:hyperlink r:id="rId18">
               <w:r>
                 <w:rPr>
                   <w:rStyle w:val="Hyperlink"/>
@@ -609,7 +697,7 @@
             <w:pPr>
               <w:pStyle w:val="Compact"/>
             </w:pPr>
-            <w:hyperlink r:id="rId17">
+            <w:hyperlink r:id="rId18">
               <w:r>
                 <w:rPr>
                   <w:rStyle w:val="Hyperlink"/>
@@ -653,7 +741,7 @@
             <w:pPr>
               <w:pStyle w:val="Compact"/>
             </w:pPr>
-            <w:hyperlink r:id="rId18">
+            <w:hyperlink r:id="rId19">
               <w:r>
                 <w:rPr>
                   <w:rStyle w:val="Hyperlink"/>
@@ -697,7 +785,7 @@
             <w:pPr>
               <w:pStyle w:val="Compact"/>
             </w:pPr>
-            <w:hyperlink r:id="rId19">
+            <w:hyperlink r:id="rId20">
               <w:r>
                 <w:rPr>
                   <w:rStyle w:val="Hyperlink"/>
@@ -741,7 +829,7 @@
             <w:pPr>
               <w:pStyle w:val="Compact"/>
             </w:pPr>
-            <w:hyperlink r:id="rId20">
+            <w:hyperlink r:id="rId21">
               <w:r>
                 <w:rPr>
                   <w:rStyle w:val="Hyperlink"/>
@@ -785,7 +873,7 @@
             <w:pPr>
               <w:pStyle w:val="Compact"/>
             </w:pPr>
-            <w:hyperlink r:id="rId21">
+            <w:hyperlink r:id="rId22">
               <w:r>
                 <w:rPr>
                   <w:rStyle w:val="Hyperlink"/>
@@ -829,7 +917,7 @@
             <w:pPr>
               <w:pStyle w:val="Compact"/>
             </w:pPr>
-            <w:hyperlink r:id="rId16">
+            <w:hyperlink r:id="rId17">
               <w:r>
                 <w:rPr>
                   <w:rStyle w:val="Hyperlink"/>
@@ -873,7 +961,7 @@
             <w:pPr>
               <w:pStyle w:val="Compact"/>
             </w:pPr>
-            <w:hyperlink r:id="rId17">
+            <w:hyperlink r:id="rId18">
               <w:r>
                 <w:rPr>
                   <w:rStyle w:val="Hyperlink"/>
@@ -936,8 +1024,8 @@
         </w:pict>
       </w:r>
     </w:p>
-    <w:bookmarkEnd w:id="22"/>
-    <w:bookmarkStart w:id="24" w:name="Xf419bb31d4316203dd4fd5a9c399af24e8e654b"/>
+    <w:bookmarkEnd w:id="23"/>
+    <w:bookmarkStart w:id="25" w:name="Xf419bb31d4316203dd4fd5a9c399af24e8e654b"/>
     <w:p>
       <w:pPr>
         <w:pStyle w:val="Heading2"/>
@@ -987,7 +1075,7 @@
         <w:pStyle w:val="Compact"/>
         <w:numPr>
           <w:ilvl w:val="0"/>
-          <w:numId w:val="1001"/>
+          <w:numId w:val="1002"/>
         </w:numPr>
       </w:pPr>
       <w:r>
@@ -1027,7 +1115,7 @@
         <w:pStyle w:val="Compact"/>
         <w:numPr>
           <w:ilvl w:val="0"/>
-          <w:numId w:val="1001"/>
+          <w:numId w:val="1002"/>
         </w:numPr>
       </w:pPr>
       <w:r>
@@ -1061,7 +1149,7 @@
         <w:pStyle w:val="Compact"/>
         <w:numPr>
           <w:ilvl w:val="0"/>
-          <w:numId w:val="1001"/>
+          <w:numId w:val="1002"/>
         </w:numPr>
       </w:pPr>
       <w:r>
@@ -1126,7 +1214,7 @@
       <w:r>
         <w:t xml:space="preserve"> </w:t>
       </w:r>
-      <w:hyperlink r:id="rId23">
+      <w:hyperlink r:id="rId24">
         <w:r>
           <w:rPr>
             <w:rStyle w:val="Hyperlink"/>
@@ -1151,8 +1239,8 @@
         </w:pict>
       </w:r>
     </w:p>
-    <w:bookmarkEnd w:id="24"/>
-    <w:bookmarkStart w:id="26" w:name="what-this-page-did-not-assess"/>
+    <w:bookmarkEnd w:id="25"/>
+    <w:bookmarkStart w:id="27" w:name="what-this-page-did-not-assess"/>
     <w:p>
       <w:pPr>
         <w:pStyle w:val="Heading2"/>
@@ -1299,7 +1387,7 @@
       <w:r>
         <w:t xml:space="preserve"> </w:t>
       </w:r>
-      <w:hyperlink r:id="rId25">
+      <w:hyperlink r:id="rId26">
         <w:r>
           <w:rPr>
             <w:rStyle w:val="Hyperlink"/>
@@ -1384,8 +1472,8 @@
         </w:pict>
       </w:r>
     </w:p>
-    <w:bookmarkEnd w:id="26"/>
-    <w:bookmarkStart w:id="37" w:name="related-pages-on-this-site"/>
+    <w:bookmarkEnd w:id="27"/>
+    <w:bookmarkStart w:id="38" w:name="related-pages-on-this-site"/>
     <w:p>
       <w:pPr>
         <w:pStyle w:val="Heading2"/>
@@ -1449,7 +1537,7 @@
             <w:pPr>
               <w:pStyle w:val="Compact"/>
             </w:pPr>
-            <w:hyperlink r:id="rId27">
+            <w:hyperlink r:id="rId28">
               <w:r>
                 <w:rPr>
                   <w:rStyle w:val="Hyperlink"/>
@@ -1478,7 +1566,7 @@
             <w:pPr>
               <w:pStyle w:val="Compact"/>
             </w:pPr>
-            <w:hyperlink r:id="rId28">
+            <w:hyperlink r:id="rId29">
               <w:r>
                 <w:rPr>
                   <w:rStyle w:val="Hyperlink"/>
@@ -1507,7 +1595,7 @@
             <w:pPr>
               <w:pStyle w:val="Compact"/>
             </w:pPr>
-            <w:hyperlink r:id="rId23">
+            <w:hyperlink r:id="rId24">
               <w:r>
                 <w:rPr>
                   <w:rStyle w:val="Hyperlink"/>
@@ -1536,7 +1624,7 @@
             <w:pPr>
               <w:pStyle w:val="Compact"/>
             </w:pPr>
-            <w:hyperlink r:id="rId29">
+            <w:hyperlink r:id="rId30">
               <w:r>
                 <w:rPr>
                   <w:rStyle w:val="Hyperlink"/>
@@ -1565,7 +1653,7 @@
             <w:pPr>
               <w:pStyle w:val="Compact"/>
             </w:pPr>
-            <w:hyperlink r:id="rId30">
+            <w:hyperlink r:id="rId31">
               <w:r>
                 <w:rPr>
                   <w:rStyle w:val="Hyperlink"/>
@@ -1594,7 +1682,7 @@
             <w:pPr>
               <w:pStyle w:val="Compact"/>
             </w:pPr>
-            <w:hyperlink r:id="rId31">
+            <w:hyperlink r:id="rId32">
               <w:r>
                 <w:rPr>
                   <w:rStyle w:val="Hyperlink"/>
@@ -1623,7 +1711,7 @@
             <w:pPr>
               <w:pStyle w:val="Compact"/>
             </w:pPr>
-            <w:hyperlink r:id="rId32">
+            <w:hyperlink r:id="rId33">
               <w:r>
                 <w:rPr>
                   <w:rStyle w:val="Hyperlink"/>
@@ -1652,7 +1740,7 @@
             <w:pPr>
               <w:pStyle w:val="Compact"/>
             </w:pPr>
-            <w:hyperlink r:id="rId33">
+            <w:hyperlink r:id="rId34">
               <w:r>
                 <w:rPr>
                   <w:rStyle w:val="Hyperlink"/>
@@ -1681,7 +1769,7 @@
             <w:pPr>
               <w:pStyle w:val="Compact"/>
             </w:pPr>
-            <w:hyperlink r:id="rId34">
+            <w:hyperlink r:id="rId35">
               <w:r>
                 <w:rPr>
                   <w:rStyle w:val="Hyperlink"/>
@@ -1710,7 +1798,7 @@
             <w:pPr>
               <w:pStyle w:val="Compact"/>
             </w:pPr>
-            <w:hyperlink r:id="rId35">
+            <w:hyperlink r:id="rId36">
               <w:r>
                 <w:rPr>
                   <w:rStyle w:val="Hyperlink"/>
@@ -1764,7 +1852,7 @@
       <w:r>
         <w:t xml:space="preserve"> </w:t>
       </w:r>
-      <w:hyperlink r:id="rId36">
+      <w:hyperlink r:id="rId37">
         <w:r>
           <w:rPr>
             <w:rStyle w:val="Hyperlink"/>
@@ -1803,8 +1891,8 @@
         <w:t xml:space="preserve">Re-date it when you do: a status claim inherits the date it was checked, not the date it was copied.</w:t>
       </w:r>
     </w:p>
-    <w:bookmarkEnd w:id="37"/>
     <w:bookmarkEnd w:id="38"/>
+    <w:bookmarkEnd w:id="39"/>
     <w:sectPr>
       <w:footnotePr>
         <w:numRestart w:val="eachSect"/>
@@ -1915,6 +2003,91 @@
       </w:pPr>
     </w:lvl>
   </w:abstractNum>
+  <w:abstractNum w:abstractNumId="99411">
+    <w:nsid w:val="00A99411"/>
+    <w:multiLevelType w:val="multilevel"/>
+    <w:lvl w:ilvl="0">
+      <w:start w:val="1"/>
+      <w:numFmt w:val="decimal"/>
+      <w:lvlText w:val="%1."/>
+      <w:lvlJc w:val="left"/>
+      <w:pPr>
+        <w:ind w:left="720" w:hanging="360"/>
+      </w:pPr>
+    </w:lvl>
+    <w:lvl w:ilvl="1">
+      <w:start w:val="1"/>
+      <w:numFmt w:val="decimal"/>
+      <w:lvlText w:val="%2."/>
+      <w:lvlJc w:val="left"/>
+      <w:pPr>
+        <w:ind w:left="1440" w:hanging="360"/>
+      </w:pPr>
+    </w:lvl>
+    <w:lvl w:ilvl="2">
+      <w:start w:val="1"/>
+      <w:numFmt w:val="decimal"/>
+      <w:lvlText w:val="%3."/>
+      <w:lvlJc w:val="left"/>
+      <w:pPr>
+        <w:ind w:left="2160" w:hanging="360"/>
+      </w:pPr>
+    </w:lvl>
+    <w:lvl w:ilvl="3">
+      <w:start w:val="1"/>
+      <w:numFmt w:val="decimal"/>
+      <w:lvlText w:val="%4."/>
+      <w:lvlJc w:val="left"/>
+      <w:pPr>
+        <w:ind w:left="2880" w:hanging="360"/>
+      </w:pPr>
+    </w:lvl>
+    <w:lvl w:ilvl="4">
+      <w:start w:val="1"/>
+      <w:numFmt w:val="decimal"/>
+      <w:lvlText w:val="%5."/>
+      <w:lvlJc w:val="left"/>
+      <w:pPr>
+        <w:ind w:left="3600" w:hanging="360"/>
+      </w:pPr>
+    </w:lvl>
+    <w:lvl w:ilvl="5">
+      <w:start w:val="1"/>
+      <w:numFmt w:val="decimal"/>
+      <w:lvlText w:val="%6."/>
+      <w:lvlJc w:val="left"/>
+      <w:pPr>
+        <w:ind w:left="4320" w:hanging="360"/>
+      </w:pPr>
+    </w:lvl>
+    <w:lvl w:ilvl="6">
+      <w:start w:val="1"/>
+      <w:numFmt w:val="decimal"/>
+      <w:lvlText w:val="%7."/>
+      <w:lvlJc w:val="left"/>
+      <w:pPr>
+        <w:ind w:left="5040" w:hanging="360"/>
+      </w:pPr>
+    </w:lvl>
+    <w:lvl w:ilvl="7">
+      <w:start w:val="1"/>
+      <w:numFmt w:val="decimal"/>
+      <w:lvlText w:val="%8."/>
+      <w:lvlJc w:val="left"/>
+      <w:pPr>
+        <w:ind w:left="5760" w:hanging="360"/>
+      </w:pPr>
+    </w:lvl>
+    <w:lvl w:ilvl="8">
+      <w:start w:val="1"/>
+      <w:numFmt w:val="decimal"/>
+      <w:lvlText w:val="%9."/>
+      <w:lvlJc w:val="left"/>
+      <w:pPr>
+        <w:ind w:left="6480" w:hanging="360"/>
+      </w:pPr>
+    </w:lvl>
+  </w:abstractNum>
   <w:abstractNum w:abstractNumId="991">
     <w:nsid w:val="0000A991"/>
     <w:multiLevelType w:val="multilevel"/>
@@ -2022,6 +2195,36 @@
     <w:abstractNumId w:val="990"/>
   </w:num>
   <w:num w:numId="1001">
+    <w:abstractNumId w:val="99411"/>
+    <w:lvlOverride w:ilvl="0">
+      <w:startOverride w:val="1"/>
+    </w:lvlOverride>
+    <w:lvlOverride w:ilvl="1">
+      <w:startOverride w:val="1"/>
+    </w:lvlOverride>
+    <w:lvlOverride w:ilvl="2">
+      <w:startOverride w:val="1"/>
+    </w:lvlOverride>
+    <w:lvlOverride w:ilvl="3">
+      <w:startOverride w:val="1"/>
+    </w:lvlOverride>
+    <w:lvlOverride w:ilvl="4">
+      <w:startOverride w:val="1"/>
+    </w:lvlOverride>
+    <w:lvlOverride w:ilvl="5">
+      <w:startOverride w:val="1"/>
+    </w:lvlOverride>
+    <w:lvlOverride w:ilvl="6">
+      <w:startOverride w:val="1"/>
+    </w:lvlOverride>
+    <w:lvlOverride w:ilvl="7">
+      <w:startOverride w:val="1"/>
+    </w:lvlOverride>
+    <w:lvlOverride w:ilvl="8">
+      <w:startOverride w:val="1"/>
+    </w:lvlOverride>
+  </w:num>
+  <w:num w:numId="1002">
     <w:abstractNumId w:val="991"/>
   </w:num>
 </w:numbering>
